--- a/data/revised_2026-10_full/outputs/v2/General_Science/SS3.1_Turning_Effect_of_Force/General_Science_Turning_Effect_of_Force_FinalExplanation_TeacherKey.docx
+++ b/data/revised_2026-10_full/outputs/v2/General_Science/SS3.1_Turning_Effect_of_Force/General_Science_Turning_Effect_of_Force_FinalExplanation_TeacherKey.docx
@@ -2887,7 +2887,7 @@
         </w:rPr>
         <w:t xml:space="preserve">© 2026 SeaVuria and ARES. This work is licensed under a </w:t>
       </w:r>
-      <w:hyperlink w:history="1" r:id="rIdzflkqgyw5ykhc1ziy3apt">
+      <w:hyperlink w:history="1" r:id="rIdk3to4uqjsfhcznijlvjqh">
         <w:r>
           <w:rPr>
             <w:rFonts w:ascii="Arial" w:cs="Arial" w:eastAsia="Arial" w:hAnsi="Arial"/>
@@ -2907,7 +2907,7 @@
         </w:rPr>
         <w:t xml:space="preserve"> (</w:t>
       </w:r>
-      <w:hyperlink w:history="1" r:id="rIdi8qcsh2vxjgmo7q6lfzit">
+      <w:hyperlink w:history="1" r:id="rIddkpfxus7q6cfu8lyiprsa">
         <w:r>
           <w:rPr>
             <w:rFonts w:ascii="Arial" w:cs="Arial" w:eastAsia="Arial" w:hAnsi="Arial"/>
@@ -2927,7 +2927,7 @@
         </w:rPr>
         <w:t xml:space="preserve">). To view a copy of this license, visit </w:t>
       </w:r>
-      <w:hyperlink w:history="1" r:id="rIdtzw5d4fjq69quy_fo8hec">
+      <w:hyperlink w:history="1" r:id="rId_5v9lf-dvelb8xyamjnol">
         <w:r>
           <w:rPr>
             <w:rFonts w:ascii="Arial" w:cs="Arial" w:eastAsia="Arial" w:hAnsi="Arial"/>
